--- a/Source Data/Tagging/READ ME - Tagging.docx
+++ b/Source Data/Tagging/READ ME - Tagging.docx
@@ -19,6 +19,27 @@
       </w:pPr>
       <w:r>
         <w:t>This document shows what files should be in this section of Github, what the purpose of each file is, and what documents are connected to each.</w:t>
+      </w:r>
+    </w:p>
+    <w:p>
+      <w:pPr>
+        <w:jc w:val="center"/>
+      </w:pPr>
+    </w:p>
+    <w:p>
+      <w:pPr>
+        <w:jc w:val="center"/>
+        <w:rPr>
+          <w:b/>
+          <w:bCs/>
+        </w:rPr>
+      </w:pPr>
+      <w:r>
+        <w:rPr>
+          <w:b/>
+          <w:bCs/>
+        </w:rPr>
+        <w:t>Tagging Data.R</w:t>
       </w:r>
     </w:p>
     <w:tbl>
@@ -29,15 +50,114 @@
         <w:tblLook w:val="04A0" w:firstRow="1" w:lastRow="0" w:firstColumn="1" w:lastColumn="0" w:noHBand="0" w:noVBand="1"/>
       </w:tblPr>
       <w:tblGrid>
-        <w:gridCol w:w="3676"/>
-        <w:gridCol w:w="1996"/>
-        <w:gridCol w:w="1759"/>
-        <w:gridCol w:w="4193"/>
+        <w:gridCol w:w="1109"/>
+        <w:gridCol w:w="2732"/>
+        <w:gridCol w:w="1963"/>
+        <w:gridCol w:w="2078"/>
+        <w:gridCol w:w="3177"/>
+        <w:gridCol w:w="282"/>
+        <w:gridCol w:w="283"/>
       </w:tblGrid>
       <w:tr>
         <w:tc>
           <w:tcPr>
-            <w:tcW w:w="3676" w:type="dxa"/>
+            <w:tcW w:w="1109" w:type="dxa"/>
+            <w:tcBorders>
+              <w:right w:val="nil"/>
+            </w:tcBorders>
+          </w:tcPr>
+          <w:p>
+            <w:pPr>
+              <w:rPr>
+                <w:b/>
+                <w:bCs/>
+              </w:rPr>
+            </w:pPr>
+            <w:r>
+              <w:rPr>
+                <w:b/>
+                <w:bCs/>
+              </w:rPr>
+              <w:t>Purpose:</w:t>
+            </w:r>
+          </w:p>
+        </w:tc>
+        <w:tc>
+          <w:tcPr>
+            <w:tcW w:w="9950" w:type="dxa"/>
+            <w:gridSpan w:val="4"/>
+            <w:tcBorders>
+              <w:top w:val="single" w:sz="4" w:space="0" w:color="auto"/>
+              <w:left w:val="nil"/>
+              <w:bottom w:val="single" w:sz="4" w:space="0" w:color="auto"/>
+              <w:right w:val="nil"/>
+            </w:tcBorders>
+          </w:tcPr>
+          <w:p>
+            <w:pPr>
+              <w:rPr>
+                <w:b/>
+                <w:bCs/>
+              </w:rPr>
+            </w:pPr>
+            <w:r>
+              <w:t>General folder for tagging, with further sub</w:t>
+            </w:r>
+            <w:r>
+              <w:t xml:space="preserve">folders </w:t>
+            </w:r>
+            <w:r>
+              <w:t>for tag returns</w:t>
+            </w:r>
+          </w:p>
+        </w:tc>
+        <w:tc>
+          <w:tcPr>
+            <w:tcW w:w="282" w:type="dxa"/>
+            <w:tcBorders>
+              <w:top w:val="single" w:sz="4" w:space="0" w:color="auto"/>
+              <w:left w:val="nil"/>
+              <w:bottom w:val="single" w:sz="4" w:space="0" w:color="auto"/>
+              <w:right w:val="nil"/>
+            </w:tcBorders>
+          </w:tcPr>
+          <w:p>
+            <w:pPr>
+              <w:jc w:val="center"/>
+              <w:rPr>
+                <w:b/>
+                <w:bCs/>
+              </w:rPr>
+            </w:pPr>
+          </w:p>
+        </w:tc>
+        <w:tc>
+          <w:tcPr>
+            <w:tcW w:w="283" w:type="dxa"/>
+            <w:tcBorders>
+              <w:top w:val="single" w:sz="4" w:space="0" w:color="auto"/>
+              <w:left w:val="nil"/>
+              <w:bottom w:val="single" w:sz="4" w:space="0" w:color="auto"/>
+              <w:right w:val="single" w:sz="4" w:space="0" w:color="auto"/>
+            </w:tcBorders>
+          </w:tcPr>
+          <w:p>
+            <w:pPr>
+              <w:jc w:val="center"/>
+              <w:rPr>
+                <w:b/>
+                <w:bCs/>
+              </w:rPr>
+            </w:pPr>
+          </w:p>
+        </w:tc>
+      </w:tr>
+      <w:tr>
+        <w:tc>
+          <w:tcPr>
+            <w:tcW w:w="3841" w:type="dxa"/>
+            <w:gridSpan w:val="2"/>
+            <w:shd w:val="clear" w:color="auto" w:fill="F2F2F2" w:themeFill="background1" w:themeFillShade="F2"/>
           </w:tcPr>
           <w:p>
             <w:pPr>
@@ -52,13 +172,511 @@
                 <w:b/>
                 <w:bCs/>
               </w:rPr>
+              <w:t>Files Needed</w:t>
+            </w:r>
+          </w:p>
+        </w:tc>
+        <w:tc>
+          <w:tcPr>
+            <w:tcW w:w="1963" w:type="dxa"/>
+            <w:tcBorders>
+              <w:top w:val="single" w:sz="4" w:space="0" w:color="auto"/>
+            </w:tcBorders>
+            <w:shd w:val="clear" w:color="auto" w:fill="F2F2F2" w:themeFill="background1" w:themeFillShade="F2"/>
+          </w:tcPr>
+          <w:p>
+            <w:pPr>
+              <w:jc w:val="center"/>
+            </w:pPr>
+            <w:r>
+              <w:t>Sharepoint – Tagging Project – Logs</w:t>
+            </w:r>
+          </w:p>
+        </w:tc>
+        <w:tc>
+          <w:tcPr>
+            <w:tcW w:w="2078" w:type="dxa"/>
+            <w:tcBorders>
+              <w:top w:val="single" w:sz="4" w:space="0" w:color="auto"/>
+            </w:tcBorders>
+            <w:shd w:val="clear" w:color="auto" w:fill="F2F2F2" w:themeFill="background1" w:themeFillShade="F2"/>
+          </w:tcPr>
+          <w:p>
+            <w:pPr>
+              <w:jc w:val="center"/>
+            </w:pPr>
+            <w:r>
+              <w:t xml:space="preserve">Appropriate tagger </w:t>
+            </w:r>
+            <w:r>
+              <w:t>–</w:t>
+            </w:r>
+            <w:r>
+              <w:t xml:space="preserve"> </w:t>
+            </w:r>
+            <w:r>
+              <w:t>Uploaded tagging paper</w:t>
+            </w:r>
+          </w:p>
+        </w:tc>
+        <w:tc>
+          <w:tcPr>
+            <w:tcW w:w="3742" w:type="dxa"/>
+            <w:gridSpan w:val="3"/>
+            <w:tcBorders>
+              <w:top w:val="single" w:sz="4" w:space="0" w:color="auto"/>
+            </w:tcBorders>
+            <w:shd w:val="clear" w:color="auto" w:fill="F2F2F2" w:themeFill="background1" w:themeFillShade="F2"/>
+          </w:tcPr>
+          <w:p>
+            <w:pPr>
+              <w:pStyle w:val="ListParagraph"/>
+              <w:jc w:val="center"/>
+            </w:pPr>
+            <w:r>
+              <w:t xml:space="preserve">These forms are the forms filled out by each </w:t>
+            </w:r>
+          </w:p>
+        </w:tc>
+      </w:tr>
+      <w:tr>
+        <w:tc>
+          <w:tcPr>
+            <w:tcW w:w="3841" w:type="dxa"/>
+            <w:gridSpan w:val="2"/>
+          </w:tcPr>
+          <w:p>
+            <w:pPr>
+              <w:jc w:val="right"/>
+              <w:rPr>
+                <w:b/>
+                <w:bCs/>
+              </w:rPr>
+            </w:pPr>
+          </w:p>
+        </w:tc>
+        <w:tc>
+          <w:tcPr>
+            <w:tcW w:w="1963" w:type="dxa"/>
+          </w:tcPr>
+          <w:p>
+            <w:pPr>
+              <w:jc w:val="center"/>
+            </w:pPr>
+            <w:r>
+              <w:t>Source Data</w:t>
+            </w:r>
+          </w:p>
+        </w:tc>
+        <w:tc>
+          <w:tcPr>
+            <w:tcW w:w="2078" w:type="dxa"/>
+          </w:tcPr>
+          <w:p>
+            <w:pPr>
+              <w:jc w:val="center"/>
+            </w:pPr>
+            <w:r>
+              <w:t>TaggingEvents.csv</w:t>
+            </w:r>
+          </w:p>
+        </w:tc>
+        <w:tc>
+          <w:tcPr>
+            <w:tcW w:w="3742" w:type="dxa"/>
+            <w:gridSpan w:val="3"/>
+          </w:tcPr>
+          <w:p>
+            <w:pPr>
+              <w:jc w:val="center"/>
+            </w:pPr>
+            <w:r>
+              <w:t>Where all the tags th</w:t>
+            </w:r>
+            <w:r>
+              <w:t>at are deployed are put,  including date, coordinates, and vessel. Each vessel has a specific tagger assigned to them.</w:t>
+            </w:r>
+          </w:p>
+        </w:tc>
+      </w:tr>
+      <w:tr>
+        <w:trPr>
+          <w:trHeight w:val="37"/>
+        </w:trPr>
+        <w:tc>
+          <w:tcPr>
+            <w:tcW w:w="3841" w:type="dxa"/>
+            <w:gridSpan w:val="2"/>
+            <w:shd w:val="clear" w:color="auto" w:fill="F2F2F2" w:themeFill="background1" w:themeFillShade="F2"/>
+          </w:tcPr>
+          <w:p>
+            <w:pPr>
+              <w:jc w:val="right"/>
+              <w:rPr>
+                <w:b/>
+                <w:bCs/>
+              </w:rPr>
+            </w:pPr>
+          </w:p>
+        </w:tc>
+        <w:tc>
+          <w:tcPr>
+            <w:tcW w:w="1963" w:type="dxa"/>
+            <w:shd w:val="clear" w:color="auto" w:fill="F2F2F2" w:themeFill="background1" w:themeFillShade="F2"/>
+          </w:tcPr>
+          <w:p>
+            <w:pPr>
+              <w:jc w:val="center"/>
+            </w:pPr>
+          </w:p>
+        </w:tc>
+        <w:tc>
+          <w:tcPr>
+            <w:tcW w:w="2078" w:type="dxa"/>
+            <w:shd w:val="clear" w:color="auto" w:fill="F2F2F2" w:themeFill="background1" w:themeFillShade="F2"/>
+          </w:tcPr>
+          <w:p>
+            <w:pPr>
+              <w:jc w:val="center"/>
+            </w:pPr>
+          </w:p>
+        </w:tc>
+        <w:tc>
+          <w:tcPr>
+            <w:tcW w:w="3742" w:type="dxa"/>
+            <w:gridSpan w:val="3"/>
+            <w:shd w:val="clear" w:color="auto" w:fill="F2F2F2" w:themeFill="background1" w:themeFillShade="F2"/>
+          </w:tcPr>
+          <w:p>
+            <w:pPr>
+              <w:jc w:val="center"/>
+            </w:pPr>
+          </w:p>
+        </w:tc>
+      </w:tr>
+      <w:tr>
+        <w:tc>
+          <w:tcPr>
+            <w:tcW w:w="3841" w:type="dxa"/>
+            <w:gridSpan w:val="2"/>
+          </w:tcPr>
+          <w:p>
+            <w:pPr>
+              <w:jc w:val="right"/>
+              <w:rPr>
+                <w:b/>
+                <w:bCs/>
+              </w:rPr>
+            </w:pPr>
+            <w:r>
+              <w:rPr>
+                <w:b/>
+                <w:bCs/>
+              </w:rPr>
+              <w:t>Files Produced</w:t>
+            </w:r>
+          </w:p>
+        </w:tc>
+        <w:tc>
+          <w:tcPr>
+            <w:tcW w:w="1963" w:type="dxa"/>
+          </w:tcPr>
+          <w:p>
+            <w:pPr>
+              <w:jc w:val="center"/>
+            </w:pPr>
+          </w:p>
+        </w:tc>
+        <w:tc>
+          <w:tcPr>
+            <w:tcW w:w="2078" w:type="dxa"/>
+          </w:tcPr>
+          <w:p/>
+        </w:tc>
+        <w:tc>
+          <w:tcPr>
+            <w:tcW w:w="3742" w:type="dxa"/>
+            <w:gridSpan w:val="3"/>
+          </w:tcPr>
+          <w:p>
+            <w:pPr>
+              <w:jc w:val="center"/>
+            </w:pPr>
+          </w:p>
+        </w:tc>
+      </w:tr>
+      <w:tr>
+        <w:tc>
+          <w:tcPr>
+            <w:tcW w:w="3841" w:type="dxa"/>
+            <w:gridSpan w:val="2"/>
+            <w:shd w:val="clear" w:color="auto" w:fill="F2F2F2" w:themeFill="background1" w:themeFillShade="F2"/>
+          </w:tcPr>
+          <w:p>
+            <w:pPr>
+              <w:jc w:val="right"/>
+              <w:rPr>
+                <w:b/>
+                <w:bCs/>
+              </w:rPr>
+            </w:pPr>
+          </w:p>
+        </w:tc>
+        <w:tc>
+          <w:tcPr>
+            <w:tcW w:w="1963" w:type="dxa"/>
+            <w:shd w:val="clear" w:color="auto" w:fill="F2F2F2" w:themeFill="background1" w:themeFillShade="F2"/>
+          </w:tcPr>
+          <w:p>
+            <w:pPr>
+              <w:jc w:val="center"/>
+            </w:pPr>
+          </w:p>
+        </w:tc>
+        <w:tc>
+          <w:tcPr>
+            <w:tcW w:w="2078" w:type="dxa"/>
+            <w:shd w:val="clear" w:color="auto" w:fill="F2F2F2" w:themeFill="background1" w:themeFillShade="F2"/>
+          </w:tcPr>
+          <w:p>
+            <w:pPr>
+              <w:jc w:val="center"/>
+            </w:pPr>
+          </w:p>
+        </w:tc>
+        <w:tc>
+          <w:tcPr>
+            <w:tcW w:w="3742" w:type="dxa"/>
+            <w:gridSpan w:val="3"/>
+            <w:shd w:val="clear" w:color="auto" w:fill="F2F2F2" w:themeFill="background1" w:themeFillShade="F2"/>
+          </w:tcPr>
+          <w:p>
+            <w:pPr>
+              <w:jc w:val="center"/>
+            </w:pPr>
+          </w:p>
+        </w:tc>
+      </w:tr>
+      <w:tr>
+        <w:tc>
+          <w:tcPr>
+            <w:tcW w:w="3841" w:type="dxa"/>
+            <w:gridSpan w:val="2"/>
+          </w:tcPr>
+          <w:p>
+            <w:pPr>
+              <w:jc w:val="right"/>
+              <w:rPr>
+                <w:b/>
+                <w:bCs/>
+              </w:rPr>
+            </w:pPr>
+          </w:p>
+        </w:tc>
+        <w:tc>
+          <w:tcPr>
+            <w:tcW w:w="1963" w:type="dxa"/>
+          </w:tcPr>
+          <w:p>
+            <w:pPr>
+              <w:jc w:val="center"/>
+            </w:pPr>
+          </w:p>
+        </w:tc>
+        <w:tc>
+          <w:tcPr>
+            <w:tcW w:w="2078" w:type="dxa"/>
+          </w:tcPr>
+          <w:p>
+            <w:pPr>
+              <w:jc w:val="center"/>
+            </w:pPr>
+          </w:p>
+        </w:tc>
+        <w:tc>
+          <w:tcPr>
+            <w:tcW w:w="3742" w:type="dxa"/>
+            <w:gridSpan w:val="3"/>
+          </w:tcPr>
+          <w:p>
+            <w:pPr>
+              <w:jc w:val="center"/>
+            </w:pPr>
+          </w:p>
+        </w:tc>
+      </w:tr>
+      <w:tr>
+        <w:tc>
+          <w:tcPr>
+            <w:tcW w:w="3841" w:type="dxa"/>
+            <w:gridSpan w:val="2"/>
+            <w:shd w:val="clear" w:color="auto" w:fill="F2F2F2" w:themeFill="background1" w:themeFillShade="F2"/>
+          </w:tcPr>
+          <w:p>
+            <w:pPr>
+              <w:jc w:val="right"/>
+              <w:rPr>
+                <w:b/>
+                <w:bCs/>
+              </w:rPr>
+            </w:pPr>
+            <w:r>
+              <w:rPr>
+                <w:b/>
+                <w:bCs/>
+              </w:rPr>
+              <w:t>Files Updated</w:t>
+            </w:r>
+          </w:p>
+        </w:tc>
+        <w:tc>
+          <w:tcPr>
+            <w:tcW w:w="1963" w:type="dxa"/>
+            <w:shd w:val="clear" w:color="auto" w:fill="F2F2F2" w:themeFill="background1" w:themeFillShade="F2"/>
+          </w:tcPr>
+          <w:p>
+            <w:r>
+              <w:t>Source Data</w:t>
+            </w:r>
+          </w:p>
+        </w:tc>
+        <w:tc>
+          <w:tcPr>
+            <w:tcW w:w="2078" w:type="dxa"/>
+            <w:shd w:val="clear" w:color="auto" w:fill="F2F2F2" w:themeFill="background1" w:themeFillShade="F2"/>
+          </w:tcPr>
+          <w:p>
+            <w:r>
+              <w:t>TaggingEvents.csv</w:t>
+            </w:r>
+          </w:p>
+        </w:tc>
+        <w:tc>
+          <w:tcPr>
+            <w:tcW w:w="3742" w:type="dxa"/>
+            <w:gridSpan w:val="3"/>
+            <w:shd w:val="clear" w:color="auto" w:fill="F2F2F2" w:themeFill="background1" w:themeFillShade="F2"/>
+          </w:tcPr>
+          <w:p>
+            <w:pPr>
+              <w:jc w:val="center"/>
+            </w:pPr>
+            <w:r>
+              <w:t>This is what is used for this script.</w:t>
+            </w:r>
+          </w:p>
+        </w:tc>
+      </w:tr>
+      <w:tr>
+        <w:tc>
+          <w:tcPr>
+            <w:tcW w:w="3841" w:type="dxa"/>
+            <w:gridSpan w:val="2"/>
+            <w:shd w:val="clear" w:color="auto" w:fill="FFFFFF" w:themeFill="background1"/>
+          </w:tcPr>
+          <w:p>
+            <w:pPr>
+              <w:jc w:val="right"/>
+              <w:rPr>
+                <w:b/>
+                <w:bCs/>
+              </w:rPr>
+            </w:pPr>
+          </w:p>
+        </w:tc>
+        <w:tc>
+          <w:tcPr>
+            <w:tcW w:w="1963" w:type="dxa"/>
+            <w:shd w:val="clear" w:color="auto" w:fill="FFFFFF" w:themeFill="background1"/>
+          </w:tcPr>
+          <w:p>
+            <w:r>
+              <w:t>Main Data</w:t>
+            </w:r>
+          </w:p>
+        </w:tc>
+        <w:tc>
+          <w:tcPr>
+            <w:tcW w:w="2078" w:type="dxa"/>
+            <w:shd w:val="clear" w:color="auto" w:fill="FFFFFF" w:themeFill="background1"/>
+          </w:tcPr>
+          <w:p>
+            <w:r>
+              <w:t>TaggingEvents.csv</w:t>
+            </w:r>
+          </w:p>
+        </w:tc>
+        <w:tc>
+          <w:tcPr>
+            <w:tcW w:w="3742" w:type="dxa"/>
+            <w:gridSpan w:val="3"/>
+            <w:shd w:val="clear" w:color="auto" w:fill="FFFFFF" w:themeFill="background1"/>
+          </w:tcPr>
+          <w:p>
+            <w:pPr>
+              <w:jc w:val="center"/>
+            </w:pPr>
+            <w:r>
+              <w:t xml:space="preserve">In script, it </w:t>
+            </w:r>
+            <w:r>
+              <w:t>states,</w:t>
+            </w:r>
+            <w:r>
+              <w:t xml:space="preserve"> ‘Redundant but necessary because of how other coding is set up.’</w:t>
+            </w:r>
+          </w:p>
+        </w:tc>
+      </w:tr>
+    </w:tbl>
+    <w:p>
+      <w:pPr>
+        <w:jc w:val="center"/>
+      </w:pPr>
+    </w:p>
+    <w:tbl>
+      <w:tblPr>
+        <w:tblStyle w:val="TableGrid"/>
+        <w:tblW w:w="11624" w:type="dxa"/>
+        <w:tblInd w:w="-1139" w:type="dxa"/>
+        <w:tblLook w:val="04A0" w:firstRow="1" w:lastRow="0" w:firstColumn="1" w:lastColumn="0" w:noHBand="0" w:noVBand="1"/>
+      </w:tblPr>
+      <w:tblGrid>
+        <w:gridCol w:w="3841"/>
+        <w:gridCol w:w="1963"/>
+        <w:gridCol w:w="2078"/>
+        <w:gridCol w:w="3742"/>
+      </w:tblGrid>
+      <w:tr>
+        <w:tc>
+          <w:tcPr>
+            <w:tcW w:w="3841" w:type="dxa"/>
+            <w:shd w:val="clear" w:color="auto" w:fill="FFFFFF" w:themeFill="background1"/>
+          </w:tcPr>
+          <w:p>
+            <w:pPr>
+              <w:jc w:val="right"/>
+              <w:rPr>
+                <w:b/>
+                <w:bCs/>
+              </w:rPr>
+            </w:pPr>
+            <w:r>
+              <w:rPr>
+                <w:b/>
+                <w:bCs/>
+              </w:rPr>
               <w:t>File name</w:t>
             </w:r>
           </w:p>
         </w:tc>
         <w:tc>
           <w:tcPr>
-            <w:tcW w:w="1996" w:type="dxa"/>
+            <w:tcW w:w="1963" w:type="dxa"/>
+            <w:tcBorders>
+              <w:bottom w:val="single" w:sz="4" w:space="0" w:color="auto"/>
+            </w:tcBorders>
+            <w:shd w:val="clear" w:color="auto" w:fill="FFFFFF" w:themeFill="background1"/>
           </w:tcPr>
           <w:p>
             <w:pPr>
@@ -79,7 +697,11 @@
         </w:tc>
         <w:tc>
           <w:tcPr>
-            <w:tcW w:w="1759" w:type="dxa"/>
+            <w:tcW w:w="2078" w:type="dxa"/>
+            <w:tcBorders>
+              <w:bottom w:val="single" w:sz="4" w:space="0" w:color="auto"/>
+            </w:tcBorders>
+            <w:shd w:val="clear" w:color="auto" w:fill="FFFFFF" w:themeFill="background1"/>
           </w:tcPr>
           <w:p>
             <w:pPr>
@@ -100,7 +722,11 @@
         </w:tc>
         <w:tc>
           <w:tcPr>
-            <w:tcW w:w="4193" w:type="dxa"/>
+            <w:tcW w:w="3742" w:type="dxa"/>
+            <w:tcBorders>
+              <w:bottom w:val="single" w:sz="4" w:space="0" w:color="auto"/>
+            </w:tcBorders>
+            <w:shd w:val="clear" w:color="auto" w:fill="FFFFFF" w:themeFill="background1"/>
           </w:tcPr>
           <w:p>
             <w:pPr>
@@ -123,40 +749,55 @@
       <w:tr>
         <w:tc>
           <w:tcPr>
-            <w:tcW w:w="3676" w:type="dxa"/>
+            <w:tcW w:w="3841" w:type="dxa"/>
             <w:shd w:val="clear" w:color="auto" w:fill="F2F2F2" w:themeFill="background1" w:themeFillShade="F2"/>
           </w:tcPr>
           <w:p>
             <w:pPr>
               <w:jc w:val="right"/>
             </w:pPr>
-          </w:p>
-        </w:tc>
-        <w:tc>
-          <w:tcPr>
-            <w:tcW w:w="1996" w:type="dxa"/>
-            <w:shd w:val="clear" w:color="auto" w:fill="F2F2F2" w:themeFill="background1" w:themeFillShade="F2"/>
-          </w:tcPr>
-          <w:p>
-            <w:pPr>
-              <w:jc w:val="center"/>
-            </w:pPr>
-          </w:p>
-        </w:tc>
-        <w:tc>
-          <w:tcPr>
-            <w:tcW w:w="1759" w:type="dxa"/>
-            <w:shd w:val="clear" w:color="auto" w:fill="F2F2F2" w:themeFill="background1" w:themeFillShade="F2"/>
-          </w:tcPr>
-          <w:p>
-            <w:pPr>
-              <w:jc w:val="center"/>
-            </w:pPr>
-          </w:p>
-        </w:tc>
-        <w:tc>
-          <w:tcPr>
-            <w:tcW w:w="4193" w:type="dxa"/>
+            <w:r>
+              <w:t>Tagging Notes.docx</w:t>
+            </w:r>
+          </w:p>
+        </w:tc>
+        <w:tc>
+          <w:tcPr>
+            <w:tcW w:w="1963" w:type="dxa"/>
+            <w:tcBorders>
+              <w:top w:val="single" w:sz="4" w:space="0" w:color="auto"/>
+            </w:tcBorders>
+            <w:shd w:val="clear" w:color="auto" w:fill="F2F2F2" w:themeFill="background1" w:themeFillShade="F2"/>
+          </w:tcPr>
+          <w:p>
+            <w:pPr>
+              <w:jc w:val="center"/>
+            </w:pPr>
+            <w:r>
+              <w:t>Tracey’s notes generally</w:t>
+            </w:r>
+          </w:p>
+        </w:tc>
+        <w:tc>
+          <w:tcPr>
+            <w:tcW w:w="2078" w:type="dxa"/>
+            <w:tcBorders>
+              <w:top w:val="single" w:sz="4" w:space="0" w:color="auto"/>
+            </w:tcBorders>
+            <w:shd w:val="clear" w:color="auto" w:fill="F2F2F2" w:themeFill="background1" w:themeFillShade="F2"/>
+          </w:tcPr>
+          <w:p>
+            <w:r>
+              <w:t>Reference</w:t>
+            </w:r>
+          </w:p>
+        </w:tc>
+        <w:tc>
+          <w:tcPr>
+            <w:tcW w:w="3742" w:type="dxa"/>
+            <w:tcBorders>
+              <w:top w:val="single" w:sz="4" w:space="0" w:color="auto"/>
+            </w:tcBorders>
             <w:shd w:val="clear" w:color="auto" w:fill="F2F2F2" w:themeFill="background1" w:themeFillShade="F2"/>
           </w:tcPr>
           <w:p>
@@ -164,13 +805,16 @@
               <w:pStyle w:val="ListParagraph"/>
               <w:jc w:val="center"/>
             </w:pPr>
+            <w:r>
+              <w:t>This is reference while trying to figure out how everything is connected, and linking Brittani’s information in. This can be deleted once the Read Mes are updated and all important info is transferred to the appropriate place.</w:t>
+            </w:r>
           </w:p>
         </w:tc>
       </w:tr>
       <w:tr>
         <w:tc>
           <w:tcPr>
-            <w:tcW w:w="3676" w:type="dxa"/>
+            <w:tcW w:w="3841" w:type="dxa"/>
           </w:tcPr>
           <w:p>
             <w:pPr>
@@ -180,27 +824,27 @@
         </w:tc>
         <w:tc>
           <w:tcPr>
-            <w:tcW w:w="1996" w:type="dxa"/>
-          </w:tcPr>
-          <w:p>
-            <w:pPr>
-              <w:jc w:val="center"/>
-            </w:pPr>
-          </w:p>
-        </w:tc>
-        <w:tc>
-          <w:tcPr>
-            <w:tcW w:w="1759" w:type="dxa"/>
-          </w:tcPr>
-          <w:p>
-            <w:pPr>
-              <w:jc w:val="center"/>
-            </w:pPr>
-          </w:p>
-        </w:tc>
-        <w:tc>
-          <w:tcPr>
-            <w:tcW w:w="4193" w:type="dxa"/>
+            <w:tcW w:w="1963" w:type="dxa"/>
+          </w:tcPr>
+          <w:p>
+            <w:pPr>
+              <w:jc w:val="center"/>
+            </w:pPr>
+          </w:p>
+        </w:tc>
+        <w:tc>
+          <w:tcPr>
+            <w:tcW w:w="2078" w:type="dxa"/>
+          </w:tcPr>
+          <w:p>
+            <w:pPr>
+              <w:jc w:val="center"/>
+            </w:pPr>
+          </w:p>
+        </w:tc>
+        <w:tc>
+          <w:tcPr>
+            <w:tcW w:w="3742" w:type="dxa"/>
           </w:tcPr>
           <w:p>
             <w:pPr>
@@ -215,7 +859,7 @@
         </w:trPr>
         <w:tc>
           <w:tcPr>
-            <w:tcW w:w="3676" w:type="dxa"/>
+            <w:tcW w:w="3841" w:type="dxa"/>
             <w:shd w:val="clear" w:color="auto" w:fill="F2F2F2" w:themeFill="background1" w:themeFillShade="F2"/>
           </w:tcPr>
           <w:p>
@@ -226,29 +870,29 @@
         </w:tc>
         <w:tc>
           <w:tcPr>
-            <w:tcW w:w="1996" w:type="dxa"/>
-            <w:shd w:val="clear" w:color="auto" w:fill="F2F2F2" w:themeFill="background1" w:themeFillShade="F2"/>
-          </w:tcPr>
-          <w:p>
-            <w:pPr>
-              <w:jc w:val="center"/>
-            </w:pPr>
-          </w:p>
-        </w:tc>
-        <w:tc>
-          <w:tcPr>
-            <w:tcW w:w="1759" w:type="dxa"/>
-            <w:shd w:val="clear" w:color="auto" w:fill="F2F2F2" w:themeFill="background1" w:themeFillShade="F2"/>
-          </w:tcPr>
-          <w:p>
-            <w:pPr>
-              <w:jc w:val="center"/>
-            </w:pPr>
-          </w:p>
-        </w:tc>
-        <w:tc>
-          <w:tcPr>
-            <w:tcW w:w="4193" w:type="dxa"/>
+            <w:tcW w:w="1963" w:type="dxa"/>
+            <w:shd w:val="clear" w:color="auto" w:fill="F2F2F2" w:themeFill="background1" w:themeFillShade="F2"/>
+          </w:tcPr>
+          <w:p>
+            <w:pPr>
+              <w:jc w:val="center"/>
+            </w:pPr>
+          </w:p>
+        </w:tc>
+        <w:tc>
+          <w:tcPr>
+            <w:tcW w:w="2078" w:type="dxa"/>
+            <w:shd w:val="clear" w:color="auto" w:fill="F2F2F2" w:themeFill="background1" w:themeFillShade="F2"/>
+          </w:tcPr>
+          <w:p>
+            <w:pPr>
+              <w:jc w:val="center"/>
+            </w:pPr>
+          </w:p>
+        </w:tc>
+        <w:tc>
+          <w:tcPr>
+            <w:tcW w:w="3742" w:type="dxa"/>
             <w:shd w:val="clear" w:color="auto" w:fill="F2F2F2" w:themeFill="background1" w:themeFillShade="F2"/>
           </w:tcPr>
           <w:p>
@@ -261,7 +905,7 @@
       <w:tr>
         <w:tc>
           <w:tcPr>
-            <w:tcW w:w="3676" w:type="dxa"/>
+            <w:tcW w:w="3841" w:type="dxa"/>
           </w:tcPr>
           <w:p>
             <w:pPr>
@@ -271,23 +915,23 @@
         </w:tc>
         <w:tc>
           <w:tcPr>
-            <w:tcW w:w="1996" w:type="dxa"/>
-          </w:tcPr>
-          <w:p>
-            <w:pPr>
-              <w:jc w:val="center"/>
-            </w:pPr>
-          </w:p>
-        </w:tc>
-        <w:tc>
-          <w:tcPr>
-            <w:tcW w:w="1759" w:type="dxa"/>
+            <w:tcW w:w="1963" w:type="dxa"/>
+          </w:tcPr>
+          <w:p>
+            <w:pPr>
+              <w:jc w:val="center"/>
+            </w:pPr>
+          </w:p>
+        </w:tc>
+        <w:tc>
+          <w:tcPr>
+            <w:tcW w:w="2078" w:type="dxa"/>
           </w:tcPr>
           <w:p/>
         </w:tc>
         <w:tc>
           <w:tcPr>
-            <w:tcW w:w="4193" w:type="dxa"/>
+            <w:tcW w:w="3742" w:type="dxa"/>
           </w:tcPr>
           <w:p>
             <w:pPr>
@@ -299,7 +943,7 @@
       <w:tr>
         <w:tc>
           <w:tcPr>
-            <w:tcW w:w="3676" w:type="dxa"/>
+            <w:tcW w:w="3841" w:type="dxa"/>
             <w:shd w:val="clear" w:color="auto" w:fill="F2F2F2" w:themeFill="background1" w:themeFillShade="F2"/>
           </w:tcPr>
           <w:p>
@@ -310,29 +954,29 @@
         </w:tc>
         <w:tc>
           <w:tcPr>
-            <w:tcW w:w="1996" w:type="dxa"/>
-            <w:shd w:val="clear" w:color="auto" w:fill="F2F2F2" w:themeFill="background1" w:themeFillShade="F2"/>
-          </w:tcPr>
-          <w:p>
-            <w:pPr>
-              <w:jc w:val="center"/>
-            </w:pPr>
-          </w:p>
-        </w:tc>
-        <w:tc>
-          <w:tcPr>
-            <w:tcW w:w="1759" w:type="dxa"/>
-            <w:shd w:val="clear" w:color="auto" w:fill="F2F2F2" w:themeFill="background1" w:themeFillShade="F2"/>
-          </w:tcPr>
-          <w:p>
-            <w:pPr>
-              <w:jc w:val="center"/>
-            </w:pPr>
-          </w:p>
-        </w:tc>
-        <w:tc>
-          <w:tcPr>
-            <w:tcW w:w="4193" w:type="dxa"/>
+            <w:tcW w:w="1963" w:type="dxa"/>
+            <w:shd w:val="clear" w:color="auto" w:fill="F2F2F2" w:themeFill="background1" w:themeFillShade="F2"/>
+          </w:tcPr>
+          <w:p>
+            <w:pPr>
+              <w:jc w:val="center"/>
+            </w:pPr>
+          </w:p>
+        </w:tc>
+        <w:tc>
+          <w:tcPr>
+            <w:tcW w:w="2078" w:type="dxa"/>
+            <w:shd w:val="clear" w:color="auto" w:fill="F2F2F2" w:themeFill="background1" w:themeFillShade="F2"/>
+          </w:tcPr>
+          <w:p>
+            <w:pPr>
+              <w:jc w:val="center"/>
+            </w:pPr>
+          </w:p>
+        </w:tc>
+        <w:tc>
+          <w:tcPr>
+            <w:tcW w:w="3742" w:type="dxa"/>
             <w:shd w:val="clear" w:color="auto" w:fill="F2F2F2" w:themeFill="background1" w:themeFillShade="F2"/>
           </w:tcPr>
           <w:p>
@@ -345,7 +989,7 @@
       <w:tr>
         <w:tc>
           <w:tcPr>
-            <w:tcW w:w="3676" w:type="dxa"/>
+            <w:tcW w:w="3841" w:type="dxa"/>
           </w:tcPr>
           <w:p>
             <w:pPr>
@@ -355,27 +999,27 @@
         </w:tc>
         <w:tc>
           <w:tcPr>
-            <w:tcW w:w="1996" w:type="dxa"/>
-          </w:tcPr>
-          <w:p>
-            <w:pPr>
-              <w:jc w:val="center"/>
-            </w:pPr>
-          </w:p>
-        </w:tc>
-        <w:tc>
-          <w:tcPr>
-            <w:tcW w:w="1759" w:type="dxa"/>
-          </w:tcPr>
-          <w:p>
-            <w:pPr>
-              <w:jc w:val="center"/>
-            </w:pPr>
-          </w:p>
-        </w:tc>
-        <w:tc>
-          <w:tcPr>
-            <w:tcW w:w="4193" w:type="dxa"/>
+            <w:tcW w:w="1963" w:type="dxa"/>
+          </w:tcPr>
+          <w:p>
+            <w:pPr>
+              <w:jc w:val="center"/>
+            </w:pPr>
+          </w:p>
+        </w:tc>
+        <w:tc>
+          <w:tcPr>
+            <w:tcW w:w="2078" w:type="dxa"/>
+          </w:tcPr>
+          <w:p>
+            <w:pPr>
+              <w:jc w:val="center"/>
+            </w:pPr>
+          </w:p>
+        </w:tc>
+        <w:tc>
+          <w:tcPr>
+            <w:tcW w:w="3742" w:type="dxa"/>
           </w:tcPr>
           <w:p>
             <w:pPr>
@@ -387,7 +1031,7 @@
       <w:tr>
         <w:tc>
           <w:tcPr>
-            <w:tcW w:w="3676" w:type="dxa"/>
+            <w:tcW w:w="3841" w:type="dxa"/>
             <w:shd w:val="clear" w:color="auto" w:fill="F2F2F2" w:themeFill="background1" w:themeFillShade="F2"/>
           </w:tcPr>
           <w:p>
@@ -398,21 +1042,21 @@
         </w:tc>
         <w:tc>
           <w:tcPr>
-            <w:tcW w:w="1996" w:type="dxa"/>
+            <w:tcW w:w="1963" w:type="dxa"/>
             <w:shd w:val="clear" w:color="auto" w:fill="F2F2F2" w:themeFill="background1" w:themeFillShade="F2"/>
           </w:tcPr>
           <w:p/>
         </w:tc>
         <w:tc>
           <w:tcPr>
-            <w:tcW w:w="1759" w:type="dxa"/>
+            <w:tcW w:w="2078" w:type="dxa"/>
             <w:shd w:val="clear" w:color="auto" w:fill="F2F2F2" w:themeFill="background1" w:themeFillShade="F2"/>
           </w:tcPr>
           <w:p/>
         </w:tc>
         <w:tc>
           <w:tcPr>
-            <w:tcW w:w="4193" w:type="dxa"/>
+            <w:tcW w:w="3742" w:type="dxa"/>
             <w:shd w:val="clear" w:color="auto" w:fill="F2F2F2" w:themeFill="background1" w:themeFillShade="F2"/>
           </w:tcPr>
           <w:p>
@@ -423,11 +1067,6 @@
         </w:tc>
       </w:tr>
     </w:tbl>
-    <w:p>
-      <w:pPr>
-        <w:jc w:val="center"/>
-      </w:pPr>
-    </w:p>
     <w:p/>
     <w:sectPr>
       <w:headerReference w:type="even" r:id="rId7"/>
